--- a/app/src/main/assets/template-compact.docx
+++ b/app/src/main/assets/template-compact.docx
@@ -16,61 +16,69 @@
         </w:tblCellMar>
       </w:tblPr>
       <w:tblGrid>
-        <w:gridCol w:w="5953"/>
-        <w:gridCol w:w="4139"/>
+        <w:gridCol w:w="3628"/>
+        <w:gridCol w:w="6463"/>
       </w:tblGrid>
       <w:tr>
         <w:tc>
           <w:tcPr>
-            <w:tcW w:type="dxa" w:w="5953"/>
+            <w:tcW w:type="dxa" w:w="3628"/>
             <w:tcBorders>
               <w:top w:val="none" w:sz="0" w:space="0"/>
               <w:left w:val="none" w:sz="0" w:space="0"/>
               <w:bottom w:val="none" w:sz="0" w:space="0"/>
               <w:right w:val="none" w:sz="0" w:space="0"/>
             </w:tcBorders>
+            <w:vAlign w:val="center"/>
           </w:tcPr>
           <w:p>
             <w:r/>
             <w:r>
-              <w:rPr>
-                <w:rFonts w:ascii="Arial" w:hAnsi="Arial"/>
-                <w:b/>
-                <w:i w:val="0"/>
-                <w:color w:val="1F3864"/>
-                <w:sz w:val="26"/>
-                <w:spacing w:val="20"/>
-              </w:rPr>
-              <w:t>ΓΙΩΡΓΟΣ ΔΟΥΡΑΜΑΝΗΣ</w:t>
-            </w:r>
-          </w:p>
-          <w:p>
-            <w:pPr>
-              <w:spacing w:before="0" w:after="0" w:line="240" w:lineRule="auto"/>
-              <w:jc w:val="left"/>
-            </w:pPr>
-            <w:r>
-              <w:rPr>
-                <w:rFonts w:ascii="Arial" w:hAnsi="Arial"/>
-                <w:b w:val="0"/>
-                <w:i w:val="0"/>
-                <w:color w:val="595959"/>
-                <w:sz w:val="15"/>
-                <w:spacing w:val="24"/>
-              </w:rPr>
-              <w:t>ΕΛΑΙΟΧΡΩΜΑΤΙΣΜΟΙ · ΑΝΑΚΑΙΝΙΣΕΙΣ · ΜΟΝΩΣΕΙΣ</w:t>
+              <w:drawing>
+                <wp:inline xmlns:a="http://schemas.openxmlformats.org/drawingml/2006/main" xmlns:pic="http://schemas.openxmlformats.org/drawingml/2006/picture">
+                  <wp:extent cx="1584000" cy="1080288"/>
+                  <wp:docPr id="1" name="Picture 1"/>
+                  <wp:cNvGraphicFramePr>
+                    <a:graphicFrameLocks noChangeAspect="1"/>
+                  </wp:cNvGraphicFramePr>
+                  <a:graphic>
+                    <a:graphicData uri="http://schemas.openxmlformats.org/drawingml/2006/picture">
+                      <pic:pic>
+                        <pic:nvPicPr>
+                          <pic:cNvPr id="0" name="tovapsimo-logo.png"/>
+                          <pic:cNvPicPr/>
+                        </pic:nvPicPr>
+                        <pic:blipFill>
+                          <a:blip r:embed="rId13"/>
+                          <a:stretch>
+                            <a:fillRect/>
+                          </a:stretch>
+                        </pic:blipFill>
+                        <pic:spPr>
+                          <a:xfrm>
+                            <a:off x="0" y="0"/>
+                            <a:ext cx="1584000" cy="1080288"/>
+                          </a:xfrm>
+                          <a:prstGeom prst="rect"/>
+                        </pic:spPr>
+                      </pic:pic>
+                    </a:graphicData>
+                  </a:graphic>
+                </wp:inline>
+              </w:drawing>
             </w:r>
           </w:p>
         </w:tc>
         <w:tc>
           <w:tcPr>
-            <w:tcW w:type="dxa" w:w="4139"/>
+            <w:tcW w:type="dxa" w:w="6463"/>
             <w:tcBorders>
               <w:top w:val="none" w:sz="0" w:space="0"/>
               <w:left w:val="none" w:sz="0" w:space="0"/>
               <w:bottom w:val="none" w:sz="0" w:space="0"/>
               <w:right w:val="none" w:sz="0" w:space="0"/>
             </w:tcBorders>
+            <w:vAlign w:val="center"/>
           </w:tcPr>
           <w:p>
             <w:pPr>
@@ -82,10 +90,11 @@
                 <w:rFonts w:ascii="Arial" w:hAnsi="Arial"/>
                 <w:b/>
                 <w:i w:val="0"/>
-                <w:color w:val="C55A11"/>
-                <w:sz w:val="24"/>
+                <w:color w:val="222222"/>
+                <w:sz w:val="26"/>
+                <w:spacing w:val="20"/>
               </w:rPr>
-              <w:t>tovapsimo.gr</w:t>
+              <w:t>ΓΙΩΡΓΟΣ ΔΟΥΡΑΜΑΝΗΣ</w:t>
             </w:r>
           </w:p>
           <w:p>
@@ -100,8 +109,25 @@
                 <w:i w:val="0"/>
                 <w:color w:val="595959"/>
                 <w:sz w:val="15"/>
+                <w:spacing w:val="24"/>
               </w:rPr>
-              <w:t>6945 773605 · facebook.com/tovapsimo</w:t>
+              <w:t>ΕΛΑΙΟΧΡΩΜΑΤΙΣΜΟΙ · ΑΝΑΚΑΙΝΙΣΕΙΣ · ΜΟΝΩΣΕΙΣ</w:t>
+            </w:r>
+          </w:p>
+          <w:p>
+            <w:pPr>
+              <w:spacing w:before="80" w:after="0" w:line="240" w:lineRule="auto"/>
+              <w:jc w:val="right"/>
+            </w:pPr>
+            <w:r>
+              <w:rPr>
+                <w:rFonts w:ascii="Arial" w:hAnsi="Arial"/>
+                <w:b/>
+                <w:i w:val="0"/>
+                <w:color w:val="006B4F"/>
+                <w:sz w:val="17"/>
+              </w:rPr>
+              <w:t>6945 773605 · tovapsimo.gr</w:t>
             </w:r>
           </w:p>
         </w:tc>
@@ -112,7 +138,7 @@
         <w:spacing w:before="40" w:after="160" w:line="240" w:lineRule="auto"/>
         <w:jc w:val="left"/>
         <w:pBdr>
-          <w:bottom w:val="single" w:sz="8" w:space="1" w:color="C55A11"/>
+          <w:bottom w:val="single" w:sz="8" w:space="1" w:color="00E2A2"/>
         </w:pBdr>
       </w:pPr>
     </w:p>
@@ -126,7 +152,7 @@
           <w:rFonts w:ascii="Arial" w:hAnsi="Arial"/>
           <w:b/>
           <w:i w:val="0"/>
-          <w:color w:val="1F3864"/>
+          <w:color w:val="006B4F"/>
           <w:sz w:val="30"/>
           <w:spacing w:val="40"/>
         </w:rPr>
@@ -143,6 +169,7 @@
           <w:rFonts w:ascii="Arial" w:hAnsi="Arial"/>
           <w:b/>
           <w:i w:val="0"/>
+          <w:color w:val="222222"/>
           <w:sz w:val="22"/>
         </w:rPr>
         <w:t>&lt;&lt;[Είδος]&gt;&gt; ΕΠΙ ΤΗΣ ΟΔΟΥ &lt;&lt;[Οδός / Περιοχή]&gt;&gt;</w:t>
@@ -187,11 +214,11 @@
         <w:tc>
           <w:tcPr>
             <w:tcW w:type="dxa" w:w="5102"/>
-            <w:shd w:val="clear" w:fill="1F3864"/>
+            <w:shd w:val="clear" w:fill="006B4F"/>
             <w:tcBorders>
-              <w:top w:val="single" w:sz="6" w:color="1F3864" w:space="0"/>
+              <w:top w:val="single" w:sz="6" w:color="006B4F" w:space="0"/>
               <w:left w:val="none" w:sz="0" w:space="0"/>
-              <w:bottom w:val="single" w:sz="6" w:color="1F3864" w:space="0"/>
+              <w:bottom w:val="single" w:sz="6" w:color="006B4F" w:space="0"/>
               <w:right w:val="none" w:sz="0" w:space="0"/>
             </w:tcBorders>
           </w:tcPr>
@@ -215,11 +242,11 @@
         <w:tc>
           <w:tcPr>
             <w:tcW w:type="dxa" w:w="1474"/>
-            <w:shd w:val="clear" w:fill="1F3864"/>
+            <w:shd w:val="clear" w:fill="006B4F"/>
             <w:tcBorders>
-              <w:top w:val="single" w:sz="6" w:color="1F3864" w:space="0"/>
+              <w:top w:val="single" w:sz="6" w:color="006B4F" w:space="0"/>
               <w:left w:val="none" w:sz="0" w:space="0"/>
-              <w:bottom w:val="single" w:sz="6" w:color="1F3864" w:space="0"/>
+              <w:bottom w:val="single" w:sz="6" w:color="006B4F" w:space="0"/>
               <w:right w:val="none" w:sz="0" w:space="0"/>
             </w:tcBorders>
           </w:tcPr>
@@ -243,11 +270,11 @@
         <w:tc>
           <w:tcPr>
             <w:tcW w:type="dxa" w:w="1644"/>
-            <w:shd w:val="clear" w:fill="1F3864"/>
+            <w:shd w:val="clear" w:fill="006B4F"/>
             <w:tcBorders>
-              <w:top w:val="single" w:sz="6" w:color="1F3864" w:space="0"/>
+              <w:top w:val="single" w:sz="6" w:color="006B4F" w:space="0"/>
               <w:left w:val="none" w:sz="0" w:space="0"/>
-              <w:bottom w:val="single" w:sz="6" w:color="1F3864" w:space="0"/>
+              <w:bottom w:val="single" w:sz="6" w:color="006B4F" w:space="0"/>
               <w:right w:val="none" w:sz="0" w:space="0"/>
             </w:tcBorders>
           </w:tcPr>
@@ -271,11 +298,11 @@
         <w:tc>
           <w:tcPr>
             <w:tcW w:type="dxa" w:w="1871"/>
-            <w:shd w:val="clear" w:fill="1F3864"/>
+            <w:shd w:val="clear" w:fill="006B4F"/>
             <w:tcBorders>
-              <w:top w:val="single" w:sz="6" w:color="1F3864" w:space="0"/>
+              <w:top w:val="single" w:sz="6" w:color="006B4F" w:space="0"/>
               <w:left w:val="none" w:sz="0" w:space="0"/>
-              <w:bottom w:val="single" w:sz="6" w:color="1F3864" w:space="0"/>
+              <w:bottom w:val="single" w:sz="6" w:color="006B4F" w:space="0"/>
               <w:right w:val="none" w:sz="0" w:space="0"/>
             </w:tcBorders>
           </w:tcPr>
@@ -304,7 +331,7 @@
             <w:tcBorders>
               <w:top w:val="none" w:sz="0" w:space="0"/>
               <w:left w:val="none" w:sz="0" w:space="0"/>
-              <w:bottom w:val="single" w:sz="4" w:color="D5DCE6" w:space="0"/>
+              <w:bottom w:val="single" w:sz="4" w:color="C9EFE2" w:space="0"/>
               <w:right w:val="none" w:sz="0" w:space="0"/>
             </w:tcBorders>
           </w:tcPr>
@@ -318,6 +345,7 @@
                 <w:rFonts w:ascii="Arial" w:hAnsi="Arial"/>
                 <w:b w:val="0"/>
                 <w:i w:val="0"/>
+                <w:color w:val="222222"/>
                 <w:sz w:val="18"/>
               </w:rPr>
               <w:t>&lt;&lt;Start:[Χώροι]&gt;&gt;&lt;&lt;[Περιγραφή Χώρου]&gt;&gt;</w:t>
@@ -330,7 +358,7 @@
             <w:tcBorders>
               <w:top w:val="none" w:sz="0" w:space="0"/>
               <w:left w:val="none" w:sz="0" w:space="0"/>
-              <w:bottom w:val="single" w:sz="4" w:color="D5DCE6" w:space="0"/>
+              <w:bottom w:val="single" w:sz="4" w:color="C9EFE2" w:space="0"/>
               <w:right w:val="none" w:sz="0" w:space="0"/>
             </w:tcBorders>
           </w:tcPr>
@@ -344,6 +372,7 @@
                 <w:rFonts w:ascii="Arial" w:hAnsi="Arial"/>
                 <w:b w:val="0"/>
                 <w:i w:val="0"/>
+                <w:color w:val="222222"/>
                 <w:sz w:val="18"/>
               </w:rPr>
               <w:t>&lt;&lt;[Επιφάνεια (τ.μ.)]&gt;&gt;</w:t>
@@ -356,7 +385,7 @@
             <w:tcBorders>
               <w:top w:val="none" w:sz="0" w:space="0"/>
               <w:left w:val="none" w:sz="0" w:space="0"/>
-              <w:bottom w:val="single" w:sz="4" w:color="D5DCE6" w:space="0"/>
+              <w:bottom w:val="single" w:sz="4" w:color="C9EFE2" w:space="0"/>
               <w:right w:val="none" w:sz="0" w:space="0"/>
             </w:tcBorders>
           </w:tcPr>
@@ -370,6 +399,7 @@
                 <w:rFonts w:ascii="Arial" w:hAnsi="Arial"/>
                 <w:b w:val="0"/>
                 <w:i w:val="0"/>
+                <w:color w:val="222222"/>
                 <w:sz w:val="18"/>
               </w:rPr>
               <w:t>&lt;&lt;[Τιμή Μονάδος]&gt;&gt;</w:t>
@@ -382,7 +412,7 @@
             <w:tcBorders>
               <w:top w:val="none" w:sz="0" w:space="0"/>
               <w:left w:val="none" w:sz="0" w:space="0"/>
-              <w:bottom w:val="single" w:sz="4" w:color="D5DCE6" w:space="0"/>
+              <w:bottom w:val="single" w:sz="4" w:color="C9EFE2" w:space="0"/>
               <w:right w:val="none" w:sz="0" w:space="0"/>
             </w:tcBorders>
           </w:tcPr>
@@ -396,6 +426,7 @@
                 <w:rFonts w:ascii="Arial" w:hAnsi="Arial"/>
                 <w:b w:val="0"/>
                 <w:i w:val="0"/>
+                <w:color w:val="222222"/>
                 <w:sz w:val="18"/>
               </w:rPr>
               <w:t>&lt;&lt;[Σύνολο Γραμμής]&gt;&gt;&lt;&lt;End&gt;&gt;</w:t>
@@ -407,11 +438,187 @@
         <w:tc>
           <w:tcPr>
             <w:tcW w:type="dxa" w:w="5102"/>
-            <w:shd w:val="clear" w:fill="EDF1F7"/>
+            <w:shd w:val="clear" w:fill="FFFFFF"/>
             <w:tcBorders>
-              <w:top w:val="single" w:sz="10" w:color="1F3864" w:space="0"/>
+              <w:top w:val="none" w:sz="0" w:space="0"/>
               <w:left w:val="none" w:sz="0" w:space="0"/>
-              <w:bottom w:val="single" w:sz="10" w:color="1F3864" w:space="0"/>
+              <w:bottom w:val="single" w:sz="4" w:color="C9EFE2" w:space="0"/>
+              <w:right w:val="none" w:sz="0" w:space="0"/>
+            </w:tcBorders>
+          </w:tcPr>
+          <w:p>
+            <w:pPr>
+              <w:jc w:val="left"/>
+            </w:pPr>
+            <w:r/>
+            <w:r>
+              <w:rPr>
+                <w:rFonts w:ascii="Arial" w:hAnsi="Arial"/>
+                <w:b w:val="0"/>
+                <w:i w:val="0"/>
+                <w:color w:val="595959"/>
+                <w:sz w:val="17"/>
+              </w:rPr>
+              <w:t>&lt;&lt;[Αν ΦΠΑ]&gt;&gt;ΚΑΘΑΡΗ ΑΞΙΑ</w:t>
+            </w:r>
+          </w:p>
+        </w:tc>
+        <w:tc>
+          <w:tcPr>
+            <w:tcW w:type="dxa" w:w="1474"/>
+            <w:shd w:val="clear" w:fill="FFFFFF"/>
+            <w:tcBorders>
+              <w:top w:val="none" w:sz="0" w:space="0"/>
+              <w:left w:val="none" w:sz="0" w:space="0"/>
+              <w:bottom w:val="single" w:sz="4" w:color="C9EFE2" w:space="0"/>
+              <w:right w:val="none" w:sz="0" w:space="0"/>
+            </w:tcBorders>
+          </w:tcPr>
+          <w:p>
+            <w:r/>
+          </w:p>
+        </w:tc>
+        <w:tc>
+          <w:tcPr>
+            <w:tcW w:type="dxa" w:w="1644"/>
+            <w:shd w:val="clear" w:fill="FFFFFF"/>
+            <w:tcBorders>
+              <w:top w:val="none" w:sz="0" w:space="0"/>
+              <w:left w:val="none" w:sz="0" w:space="0"/>
+              <w:bottom w:val="single" w:sz="4" w:color="C9EFE2" w:space="0"/>
+              <w:right w:val="none" w:sz="0" w:space="0"/>
+            </w:tcBorders>
+          </w:tcPr>
+          <w:p>
+            <w:r/>
+          </w:p>
+        </w:tc>
+        <w:tc>
+          <w:tcPr>
+            <w:tcW w:type="dxa" w:w="1871"/>
+            <w:shd w:val="clear" w:fill="FFFFFF"/>
+            <w:tcBorders>
+              <w:top w:val="none" w:sz="0" w:space="0"/>
+              <w:left w:val="none" w:sz="0" w:space="0"/>
+              <w:bottom w:val="single" w:sz="4" w:color="C9EFE2" w:space="0"/>
+              <w:right w:val="none" w:sz="0" w:space="0"/>
+            </w:tcBorders>
+          </w:tcPr>
+          <w:p>
+            <w:pPr>
+              <w:jc w:val="right"/>
+            </w:pPr>
+            <w:r/>
+            <w:r>
+              <w:rPr>
+                <w:rFonts w:ascii="Arial" w:hAnsi="Arial"/>
+                <w:b w:val="0"/>
+                <w:i w:val="0"/>
+                <w:color w:val="595959"/>
+                <w:sz w:val="17"/>
+              </w:rPr>
+              <w:t>&lt;&lt;[Καθαρή Αξία]&gt;&gt;</w:t>
+            </w:r>
+          </w:p>
+        </w:tc>
+      </w:tr>
+      <w:tr>
+        <w:tc>
+          <w:tcPr>
+            <w:tcW w:type="dxa" w:w="5102"/>
+            <w:shd w:val="clear" w:fill="FFFFFF"/>
+            <w:tcBorders>
+              <w:top w:val="none" w:sz="0" w:space="0"/>
+              <w:left w:val="none" w:sz="0" w:space="0"/>
+              <w:bottom w:val="single" w:sz="4" w:color="C9EFE2" w:space="0"/>
+              <w:right w:val="none" w:sz="0" w:space="0"/>
+            </w:tcBorders>
+          </w:tcPr>
+          <w:p>
+            <w:pPr>
+              <w:jc w:val="left"/>
+            </w:pPr>
+            <w:r/>
+            <w:r>
+              <w:rPr>
+                <w:rFonts w:ascii="Arial" w:hAnsi="Arial"/>
+                <w:b w:val="0"/>
+                <w:i w:val="0"/>
+                <w:color w:val="595959"/>
+                <w:sz w:val="17"/>
+              </w:rPr>
+              <w:t>&lt;&lt;[Αν ΦΠΑ]&gt;&gt;ΦΠΑ 24%</w:t>
+            </w:r>
+          </w:p>
+        </w:tc>
+        <w:tc>
+          <w:tcPr>
+            <w:tcW w:type="dxa" w:w="1474"/>
+            <w:shd w:val="clear" w:fill="FFFFFF"/>
+            <w:tcBorders>
+              <w:top w:val="none" w:sz="0" w:space="0"/>
+              <w:left w:val="none" w:sz="0" w:space="0"/>
+              <w:bottom w:val="single" w:sz="4" w:color="C9EFE2" w:space="0"/>
+              <w:right w:val="none" w:sz="0" w:space="0"/>
+            </w:tcBorders>
+          </w:tcPr>
+          <w:p>
+            <w:r/>
+          </w:p>
+        </w:tc>
+        <w:tc>
+          <w:tcPr>
+            <w:tcW w:type="dxa" w:w="1644"/>
+            <w:shd w:val="clear" w:fill="FFFFFF"/>
+            <w:tcBorders>
+              <w:top w:val="none" w:sz="0" w:space="0"/>
+              <w:left w:val="none" w:sz="0" w:space="0"/>
+              <w:bottom w:val="single" w:sz="4" w:color="C9EFE2" w:space="0"/>
+              <w:right w:val="none" w:sz="0" w:space="0"/>
+            </w:tcBorders>
+          </w:tcPr>
+          <w:p>
+            <w:r/>
+          </w:p>
+        </w:tc>
+        <w:tc>
+          <w:tcPr>
+            <w:tcW w:type="dxa" w:w="1871"/>
+            <w:shd w:val="clear" w:fill="FFFFFF"/>
+            <w:tcBorders>
+              <w:top w:val="none" w:sz="0" w:space="0"/>
+              <w:left w:val="none" w:sz="0" w:space="0"/>
+              <w:bottom w:val="single" w:sz="4" w:color="C9EFE2" w:space="0"/>
+              <w:right w:val="none" w:sz="0" w:space="0"/>
+            </w:tcBorders>
+          </w:tcPr>
+          <w:p>
+            <w:pPr>
+              <w:jc w:val="right"/>
+            </w:pPr>
+            <w:r/>
+            <w:r>
+              <w:rPr>
+                <w:rFonts w:ascii="Arial" w:hAnsi="Arial"/>
+                <w:b w:val="0"/>
+                <w:i w:val="0"/>
+                <w:color w:val="595959"/>
+                <w:sz w:val="17"/>
+              </w:rPr>
+              <w:t>&lt;&lt;[ΦΠΑ]&gt;&gt;</w:t>
+            </w:r>
+          </w:p>
+        </w:tc>
+      </w:tr>
+      <w:tr>
+        <w:tc>
+          <w:tcPr>
+            <w:tcW w:type="dxa" w:w="5102"/>
+            <w:shd w:val="clear" w:fill="E9FCF5"/>
+            <w:tcBorders>
+              <w:top w:val="single" w:sz="10" w:color="006B4F" w:space="0"/>
+              <w:left w:val="none" w:sz="0" w:space="0"/>
+              <w:bottom w:val="single" w:sz="10" w:color="006B4F" w:space="0"/>
               <w:right w:val="none" w:sz="0" w:space="0"/>
             </w:tcBorders>
           </w:tcPr>
@@ -425,7 +632,7 @@
                 <w:rFonts w:ascii="Arial" w:hAnsi="Arial"/>
                 <w:b/>
                 <w:i w:val="0"/>
-                <w:color w:val="1F3864"/>
+                <w:color w:val="006B4F"/>
                 <w:sz w:val="20"/>
               </w:rPr>
               <w:t>ΓΕΝΙΚΟ ΣΥΝΟΛΟ</w:t>
@@ -435,11 +642,11 @@
         <w:tc>
           <w:tcPr>
             <w:tcW w:type="dxa" w:w="1474"/>
-            <w:shd w:val="clear" w:fill="EDF1F7"/>
+            <w:shd w:val="clear" w:fill="E9FCF5"/>
             <w:tcBorders>
-              <w:top w:val="single" w:sz="10" w:color="1F3864" w:space="0"/>
+              <w:top w:val="single" w:sz="10" w:color="006B4F" w:space="0"/>
               <w:left w:val="none" w:sz="0" w:space="0"/>
-              <w:bottom w:val="single" w:sz="10" w:color="1F3864" w:space="0"/>
+              <w:bottom w:val="single" w:sz="10" w:color="006B4F" w:space="0"/>
               <w:right w:val="none" w:sz="0" w:space="0"/>
             </w:tcBorders>
           </w:tcPr>
@@ -450,11 +657,11 @@
         <w:tc>
           <w:tcPr>
             <w:tcW w:type="dxa" w:w="1644"/>
-            <w:shd w:val="clear" w:fill="EDF1F7"/>
+            <w:shd w:val="clear" w:fill="E9FCF5"/>
             <w:tcBorders>
-              <w:top w:val="single" w:sz="10" w:color="1F3864" w:space="0"/>
+              <w:top w:val="single" w:sz="10" w:color="006B4F" w:space="0"/>
               <w:left w:val="none" w:sz="0" w:space="0"/>
-              <w:bottom w:val="single" w:sz="10" w:color="1F3864" w:space="0"/>
+              <w:bottom w:val="single" w:sz="10" w:color="006B4F" w:space="0"/>
               <w:right w:val="none" w:sz="0" w:space="0"/>
             </w:tcBorders>
           </w:tcPr>
@@ -465,11 +672,11 @@
         <w:tc>
           <w:tcPr>
             <w:tcW w:type="dxa" w:w="1871"/>
-            <w:shd w:val="clear" w:fill="EDF1F7"/>
+            <w:shd w:val="clear" w:fill="E9FCF5"/>
             <w:tcBorders>
-              <w:top w:val="single" w:sz="10" w:color="1F3864" w:space="0"/>
+              <w:top w:val="single" w:sz="10" w:color="006B4F" w:space="0"/>
               <w:left w:val="none" w:sz="0" w:space="0"/>
-              <w:bottom w:val="single" w:sz="10" w:color="1F3864" w:space="0"/>
+              <w:bottom w:val="single" w:sz="10" w:color="006B4F" w:space="0"/>
               <w:right w:val="none" w:sz="0" w:space="0"/>
             </w:tcBorders>
           </w:tcPr>
@@ -483,7 +690,7 @@
                 <w:rFonts w:ascii="Arial" w:hAnsi="Arial"/>
                 <w:b/>
                 <w:i w:val="0"/>
-                <w:color w:val="1F3864"/>
+                <w:color w:val="006B4F"/>
                 <w:sz w:val="20"/>
               </w:rPr>
               <w:t>&lt;&lt;[Γενικό Σύνολο Live]&gt;&gt;</w:t>
@@ -529,7 +736,7 @@
           <w:p>
             <w:pPr>
               <w:pBdr>
-                <w:bottom w:val="single" w:sz="4" w:space="1" w:color="C55A11"/>
+                <w:bottom w:val="single" w:sz="6" w:space="1" w:color="00E2A2"/>
               </w:pBdr>
             </w:pPr>
             <w:r/>
@@ -538,7 +745,7 @@
                 <w:rFonts w:ascii="Arial" w:hAnsi="Arial"/>
                 <w:b/>
                 <w:i w:val="0"/>
-                <w:color w:val="1F3864"/>
+                <w:color w:val="006B4F"/>
                 <w:sz w:val="18"/>
                 <w:spacing w:val="20"/>
               </w:rPr>
@@ -556,6 +763,7 @@
                 <w:rFonts w:ascii="Arial" w:hAnsi="Arial"/>
                 <w:b w:val="0"/>
                 <w:i w:val="0"/>
+                <w:color w:val="222222"/>
                 <w:sz w:val="17"/>
               </w:rPr>
               <w:t>•  &lt;&lt;[Παρατηρήσεις]&gt;&gt;</w:t>
@@ -575,7 +783,7 @@
           <w:p>
             <w:pPr>
               <w:pBdr>
-                <w:bottom w:val="single" w:sz="4" w:space="1" w:color="C55A11"/>
+                <w:bottom w:val="single" w:sz="6" w:space="1" w:color="00E2A2"/>
               </w:pBdr>
             </w:pPr>
             <w:r/>
@@ -584,7 +792,7 @@
                 <w:rFonts w:ascii="Arial" w:hAnsi="Arial"/>
                 <w:b/>
                 <w:i w:val="0"/>
-                <w:color w:val="1F3864"/>
+                <w:color w:val="006B4F"/>
                 <w:sz w:val="18"/>
                 <w:spacing w:val="20"/>
               </w:rPr>
@@ -602,6 +810,7 @@
                 <w:rFonts w:ascii="Arial" w:hAnsi="Arial"/>
                 <w:b w:val="0"/>
                 <w:i w:val="0"/>
+                <w:color w:val="222222"/>
                 <w:sz w:val="17"/>
               </w:rPr>
               <w:t>•  &lt;&lt;[Τρόπος Πληρωμής]&gt;&gt;</w:t>
@@ -612,7 +821,7 @@
               <w:spacing w:before="140" w:after="0" w:line="240" w:lineRule="auto"/>
               <w:jc w:val="left"/>
               <w:pBdr>
-                <w:bottom w:val="single" w:sz="4" w:space="1" w:color="C55A11"/>
+                <w:bottom w:val="single" w:sz="6" w:space="1" w:color="00E2A2"/>
               </w:pBdr>
             </w:pPr>
             <w:r>
@@ -620,7 +829,7 @@
                 <w:rFonts w:ascii="Arial" w:hAnsi="Arial"/>
                 <w:b/>
                 <w:i w:val="0"/>
-                <w:color w:val="1F3864"/>
+                <w:color w:val="006B4F"/>
                 <w:sz w:val="18"/>
                 <w:spacing w:val="20"/>
               </w:rPr>
@@ -637,6 +846,7 @@
                 <w:rFonts w:ascii="Arial" w:hAnsi="Arial"/>
                 <w:b w:val="0"/>
                 <w:i w:val="0"/>
+                <w:color w:val="222222"/>
                 <w:sz w:val="17"/>
               </w:rPr>
               <w:t>Η προσφορά ισχύει έως &lt;&lt;[Ισχύει έως]&gt;&gt;</w:t>
@@ -671,10 +881,10 @@
         <w:tc>
           <w:tcPr>
             <w:tcW w:type="dxa" w:w="10092"/>
-            <w:shd w:val="clear" w:fill="EDF1F7"/>
+            <w:shd w:val="clear" w:fill="E9FCF5"/>
             <w:tcBorders>
               <w:top w:val="none" w:sz="0" w:space="0"/>
-              <w:left w:val="single" w:sz="30" w:color="C55A11" w:space="0"/>
+              <w:left w:val="single" w:sz="30" w:color="00E2A2" w:space="0"/>
               <w:bottom w:val="none" w:sz="0" w:space="0"/>
               <w:right w:val="none" w:sz="0" w:space="0"/>
             </w:tcBorders>
@@ -689,17 +899,85 @@
                 <w:color w:val="595959"/>
                 <w:sz w:val="17"/>
               </w:rPr>
-              <w:t xml:space="preserve">Φωτογραφίες από ολοκληρωμένα έργα, χρώματα και αξιολογήσεις πελατών: </w:t>
+              <w:t>Φωτογραφίες από ολοκληρωμένα έργα, χρώματα και αξιολογήσεις πελατών:</w:t>
+            </w:r>
+          </w:p>
+          <w:p>
+            <w:pPr>
+              <w:spacing w:before="40" w:after="0" w:line="240" w:lineRule="auto"/>
+              <w:jc w:val="left"/>
+            </w:pPr>
+            <w:r>
+              <w:rPr>
+                <w:rFonts w:ascii="Arial" w:hAnsi="Arial"/>
+                <w:b w:val="0"/>
+                <w:i w:val="0"/>
+                <w:color w:val="222222"/>
+                <w:sz w:val="17"/>
+              </w:rPr>
+              <w:t xml:space="preserve">📘  </w:t>
             </w:r>
             <w:r>
               <w:rPr>
                 <w:rFonts w:ascii="Arial" w:hAnsi="Arial"/>
                 <w:b/>
                 <w:i w:val="0"/>
-                <w:color w:val="C55A11"/>
-                <w:sz w:val="18"/>
+                <w:color w:val="006B4F"/>
+                <w:sz w:val="17"/>
               </w:rPr>
-              <w:t>tovapsimo.gr</w:t>
+              <w:t>www.facebook.com/tovapsimo</w:t>
+            </w:r>
+          </w:p>
+          <w:p>
+            <w:pPr>
+              <w:spacing w:before="40" w:after="0" w:line="240" w:lineRule="auto"/>
+              <w:jc w:val="left"/>
+            </w:pPr>
+            <w:r>
+              <w:rPr>
+                <w:rFonts w:ascii="Arial" w:hAnsi="Arial"/>
+                <w:b w:val="0"/>
+                <w:i w:val="0"/>
+                <w:color w:val="222222"/>
+                <w:sz w:val="17"/>
+              </w:rPr>
+              <w:t xml:space="preserve">🌐  </w:t>
+            </w:r>
+            <w:r>
+              <w:rPr>
+                <w:rFonts w:ascii="Arial" w:hAnsi="Arial"/>
+                <w:b/>
+                <w:i w:val="0"/>
+                <w:color w:val="006B4F"/>
+                <w:sz w:val="17"/>
+              </w:rPr>
+              <w:t>www.tovapsimo.gr</w:t>
+            </w:r>
+          </w:p>
+          <w:p>
+            <w:pPr>
+              <w:spacing w:before="40" w:after="0" w:line="240" w:lineRule="auto"/>
+              <w:jc w:val="left"/>
+            </w:pPr>
+            <w:r>
+              <w:rPr>
+                <w:rFonts w:ascii="Arial" w:hAnsi="Arial"/>
+                <w:b w:val="0"/>
+                <w:i w:val="0"/>
+                <w:color w:val="222222"/>
+                <w:sz w:val="17"/>
+              </w:rPr>
+              <w:t xml:space="preserve">📞  </w:t>
+            </w:r>
+            <w:r>
+              <w:rPr>
+                <w:rFonts w:ascii="Arial" w:hAnsi="Arial"/>
+                <w:b/>
+                <w:i w:val="0"/>
+                <w:color w:val="006B4F"/>
+                <w:sz w:val="17"/>
+              </w:rPr>
+              <w:t>6945773605</w:t>
             </w:r>
           </w:p>
         </w:tc>
@@ -732,7 +1010,7 @@
           <w:rFonts w:ascii="Arial" w:hAnsi="Arial"/>
           <w:b/>
           <w:i w:val="0"/>
-          <w:color w:val="1F3864"/>
+          <w:color w:val="222222"/>
           <w:sz w:val="20"/>
         </w:rPr>
         <w:t>ΓΙΩΡΓΟΣ ΔΟΥΡΑΜΑΝΗΣ</w:t>

--- a/app/src/main/assets/template-compact.docx
+++ b/app/src/main/assets/template-compact.docx
@@ -138,7 +138,7 @@
         <w:spacing w:before="40" w:after="160" w:line="240" w:lineRule="auto"/>
         <w:jc w:val="left"/>
         <w:pBdr>
-          <w:bottom w:val="single" w:sz="8" w:space="1" w:color="00E2A2"/>
+          <w:bottom w:val="single" w:sz="8" w:space="1" w:color="000000"/>
         </w:pBdr>
       </w:pPr>
     </w:p>
@@ -216,9 +216,9 @@
             <w:tcW w:type="dxa" w:w="5102"/>
             <w:shd w:val="clear" w:fill="006B4F"/>
             <w:tcBorders>
-              <w:top w:val="single" w:sz="6" w:color="006B4F" w:space="0"/>
+              <w:top w:val="single" w:sz="6" w:color="000000" w:space="0"/>
               <w:left w:val="none" w:sz="0" w:space="0"/>
-              <w:bottom w:val="single" w:sz="6" w:color="006B4F" w:space="0"/>
+              <w:bottom w:val="single" w:sz="6" w:color="000000" w:space="0"/>
               <w:right w:val="none" w:sz="0" w:space="0"/>
             </w:tcBorders>
           </w:tcPr>
@@ -244,9 +244,9 @@
             <w:tcW w:type="dxa" w:w="1474"/>
             <w:shd w:val="clear" w:fill="006B4F"/>
             <w:tcBorders>
-              <w:top w:val="single" w:sz="6" w:color="006B4F" w:space="0"/>
+              <w:top w:val="single" w:sz="6" w:color="000000" w:space="0"/>
               <w:left w:val="none" w:sz="0" w:space="0"/>
-              <w:bottom w:val="single" w:sz="6" w:color="006B4F" w:space="0"/>
+              <w:bottom w:val="single" w:sz="6" w:color="000000" w:space="0"/>
               <w:right w:val="none" w:sz="0" w:space="0"/>
             </w:tcBorders>
           </w:tcPr>
@@ -272,9 +272,9 @@
             <w:tcW w:type="dxa" w:w="1644"/>
             <w:shd w:val="clear" w:fill="006B4F"/>
             <w:tcBorders>
-              <w:top w:val="single" w:sz="6" w:color="006B4F" w:space="0"/>
+              <w:top w:val="single" w:sz="6" w:color="000000" w:space="0"/>
               <w:left w:val="none" w:sz="0" w:space="0"/>
-              <w:bottom w:val="single" w:sz="6" w:color="006B4F" w:space="0"/>
+              <w:bottom w:val="single" w:sz="6" w:color="000000" w:space="0"/>
               <w:right w:val="none" w:sz="0" w:space="0"/>
             </w:tcBorders>
           </w:tcPr>
@@ -300,9 +300,9 @@
             <w:tcW w:type="dxa" w:w="1871"/>
             <w:shd w:val="clear" w:fill="006B4F"/>
             <w:tcBorders>
-              <w:top w:val="single" w:sz="6" w:color="006B4F" w:space="0"/>
+              <w:top w:val="single" w:sz="6" w:color="000000" w:space="0"/>
               <w:left w:val="none" w:sz="0" w:space="0"/>
-              <w:bottom w:val="single" w:sz="6" w:color="006B4F" w:space="0"/>
+              <w:bottom w:val="single" w:sz="6" w:color="000000" w:space="0"/>
               <w:right w:val="none" w:sz="0" w:space="0"/>
             </w:tcBorders>
           </w:tcPr>
@@ -331,7 +331,7 @@
             <w:tcBorders>
               <w:top w:val="none" w:sz="0" w:space="0"/>
               <w:left w:val="none" w:sz="0" w:space="0"/>
-              <w:bottom w:val="single" w:sz="4" w:color="C9EFE2" w:space="0"/>
+              <w:bottom w:val="single" w:sz="4" w:color="000000" w:space="0"/>
               <w:right w:val="none" w:sz="0" w:space="0"/>
             </w:tcBorders>
           </w:tcPr>
@@ -358,7 +358,7 @@
             <w:tcBorders>
               <w:top w:val="none" w:sz="0" w:space="0"/>
               <w:left w:val="none" w:sz="0" w:space="0"/>
-              <w:bottom w:val="single" w:sz="4" w:color="C9EFE2" w:space="0"/>
+              <w:bottom w:val="single" w:sz="4" w:color="000000" w:space="0"/>
               <w:right w:val="none" w:sz="0" w:space="0"/>
             </w:tcBorders>
           </w:tcPr>
@@ -385,7 +385,7 @@
             <w:tcBorders>
               <w:top w:val="none" w:sz="0" w:space="0"/>
               <w:left w:val="none" w:sz="0" w:space="0"/>
-              <w:bottom w:val="single" w:sz="4" w:color="C9EFE2" w:space="0"/>
+              <w:bottom w:val="single" w:sz="4" w:color="000000" w:space="0"/>
               <w:right w:val="none" w:sz="0" w:space="0"/>
             </w:tcBorders>
           </w:tcPr>
@@ -412,7 +412,7 @@
             <w:tcBorders>
               <w:top w:val="none" w:sz="0" w:space="0"/>
               <w:left w:val="none" w:sz="0" w:space="0"/>
-              <w:bottom w:val="single" w:sz="4" w:color="C9EFE2" w:space="0"/>
+              <w:bottom w:val="single" w:sz="4" w:color="000000" w:space="0"/>
               <w:right w:val="none" w:sz="0" w:space="0"/>
             </w:tcBorders>
           </w:tcPr>
@@ -442,7 +442,7 @@
             <w:tcBorders>
               <w:top w:val="none" w:sz="0" w:space="0"/>
               <w:left w:val="none" w:sz="0" w:space="0"/>
-              <w:bottom w:val="single" w:sz="4" w:color="C9EFE2" w:space="0"/>
+              <w:bottom w:val="single" w:sz="4" w:color="000000" w:space="0"/>
               <w:right w:val="none" w:sz="0" w:space="0"/>
             </w:tcBorders>
           </w:tcPr>
@@ -470,7 +470,7 @@
             <w:tcBorders>
               <w:top w:val="none" w:sz="0" w:space="0"/>
               <w:left w:val="none" w:sz="0" w:space="0"/>
-              <w:bottom w:val="single" w:sz="4" w:color="C9EFE2" w:space="0"/>
+              <w:bottom w:val="single" w:sz="4" w:color="000000" w:space="0"/>
               <w:right w:val="none" w:sz="0" w:space="0"/>
             </w:tcBorders>
           </w:tcPr>
@@ -485,7 +485,7 @@
             <w:tcBorders>
               <w:top w:val="none" w:sz="0" w:space="0"/>
               <w:left w:val="none" w:sz="0" w:space="0"/>
-              <w:bottom w:val="single" w:sz="4" w:color="C9EFE2" w:space="0"/>
+              <w:bottom w:val="single" w:sz="4" w:color="000000" w:space="0"/>
               <w:right w:val="none" w:sz="0" w:space="0"/>
             </w:tcBorders>
           </w:tcPr>
@@ -500,7 +500,7 @@
             <w:tcBorders>
               <w:top w:val="none" w:sz="0" w:space="0"/>
               <w:left w:val="none" w:sz="0" w:space="0"/>
-              <w:bottom w:val="single" w:sz="4" w:color="C9EFE2" w:space="0"/>
+              <w:bottom w:val="single" w:sz="4" w:color="000000" w:space="0"/>
               <w:right w:val="none" w:sz="0" w:space="0"/>
             </w:tcBorders>
           </w:tcPr>
@@ -530,7 +530,7 @@
             <w:tcBorders>
               <w:top w:val="none" w:sz="0" w:space="0"/>
               <w:left w:val="none" w:sz="0" w:space="0"/>
-              <w:bottom w:val="single" w:sz="4" w:color="C9EFE2" w:space="0"/>
+              <w:bottom w:val="single" w:sz="4" w:color="000000" w:space="0"/>
               <w:right w:val="none" w:sz="0" w:space="0"/>
             </w:tcBorders>
           </w:tcPr>
@@ -558,7 +558,7 @@
             <w:tcBorders>
               <w:top w:val="none" w:sz="0" w:space="0"/>
               <w:left w:val="none" w:sz="0" w:space="0"/>
-              <w:bottom w:val="single" w:sz="4" w:color="C9EFE2" w:space="0"/>
+              <w:bottom w:val="single" w:sz="4" w:color="000000" w:space="0"/>
               <w:right w:val="none" w:sz="0" w:space="0"/>
             </w:tcBorders>
           </w:tcPr>
@@ -573,7 +573,7 @@
             <w:tcBorders>
               <w:top w:val="none" w:sz="0" w:space="0"/>
               <w:left w:val="none" w:sz="0" w:space="0"/>
-              <w:bottom w:val="single" w:sz="4" w:color="C9EFE2" w:space="0"/>
+              <w:bottom w:val="single" w:sz="4" w:color="000000" w:space="0"/>
               <w:right w:val="none" w:sz="0" w:space="0"/>
             </w:tcBorders>
           </w:tcPr>
@@ -588,7 +588,7 @@
             <w:tcBorders>
               <w:top w:val="none" w:sz="0" w:space="0"/>
               <w:left w:val="none" w:sz="0" w:space="0"/>
-              <w:bottom w:val="single" w:sz="4" w:color="C9EFE2" w:space="0"/>
+              <w:bottom w:val="single" w:sz="4" w:color="000000" w:space="0"/>
               <w:right w:val="none" w:sz="0" w:space="0"/>
             </w:tcBorders>
           </w:tcPr>
@@ -616,9 +616,9 @@
             <w:tcW w:type="dxa" w:w="5102"/>
             <w:shd w:val="clear" w:fill="E9FCF5"/>
             <w:tcBorders>
-              <w:top w:val="single" w:sz="10" w:color="006B4F" w:space="0"/>
+              <w:top w:val="single" w:sz="10" w:color="000000" w:space="0"/>
               <w:left w:val="none" w:sz="0" w:space="0"/>
-              <w:bottom w:val="single" w:sz="10" w:color="006B4F" w:space="0"/>
+              <w:bottom w:val="single" w:sz="10" w:color="000000" w:space="0"/>
               <w:right w:val="none" w:sz="0" w:space="0"/>
             </w:tcBorders>
           </w:tcPr>
@@ -644,9 +644,9 @@
             <w:tcW w:type="dxa" w:w="1474"/>
             <w:shd w:val="clear" w:fill="E9FCF5"/>
             <w:tcBorders>
-              <w:top w:val="single" w:sz="10" w:color="006B4F" w:space="0"/>
+              <w:top w:val="single" w:sz="10" w:color="000000" w:space="0"/>
               <w:left w:val="none" w:sz="0" w:space="0"/>
-              <w:bottom w:val="single" w:sz="10" w:color="006B4F" w:space="0"/>
+              <w:bottom w:val="single" w:sz="10" w:color="000000" w:space="0"/>
               <w:right w:val="none" w:sz="0" w:space="0"/>
             </w:tcBorders>
           </w:tcPr>
@@ -659,9 +659,9 @@
             <w:tcW w:type="dxa" w:w="1644"/>
             <w:shd w:val="clear" w:fill="E9FCF5"/>
             <w:tcBorders>
-              <w:top w:val="single" w:sz="10" w:color="006B4F" w:space="0"/>
+              <w:top w:val="single" w:sz="10" w:color="000000" w:space="0"/>
               <w:left w:val="none" w:sz="0" w:space="0"/>
-              <w:bottom w:val="single" w:sz="10" w:color="006B4F" w:space="0"/>
+              <w:bottom w:val="single" w:sz="10" w:color="000000" w:space="0"/>
               <w:right w:val="none" w:sz="0" w:space="0"/>
             </w:tcBorders>
           </w:tcPr>
@@ -674,9 +674,9 @@
             <w:tcW w:type="dxa" w:w="1871"/>
             <w:shd w:val="clear" w:fill="E9FCF5"/>
             <w:tcBorders>
-              <w:top w:val="single" w:sz="10" w:color="006B4F" w:space="0"/>
+              <w:top w:val="single" w:sz="10" w:color="000000" w:space="0"/>
               <w:left w:val="none" w:sz="0" w:space="0"/>
-              <w:bottom w:val="single" w:sz="10" w:color="006B4F" w:space="0"/>
+              <w:bottom w:val="single" w:sz="10" w:color="000000" w:space="0"/>
               <w:right w:val="none" w:sz="0" w:space="0"/>
             </w:tcBorders>
           </w:tcPr>
@@ -736,7 +736,7 @@
           <w:p>
             <w:pPr>
               <w:pBdr>
-                <w:bottom w:val="single" w:sz="6" w:space="1" w:color="00E2A2"/>
+                <w:bottom w:val="single" w:sz="6" w:space="1" w:color="000000"/>
               </w:pBdr>
             </w:pPr>
             <w:r/>
@@ -783,7 +783,7 @@
           <w:p>
             <w:pPr>
               <w:pBdr>
-                <w:bottom w:val="single" w:sz="6" w:space="1" w:color="00E2A2"/>
+                <w:bottom w:val="single" w:sz="6" w:space="1" w:color="000000"/>
               </w:pBdr>
             </w:pPr>
             <w:r/>
@@ -821,7 +821,7 @@
               <w:spacing w:before="140" w:after="0" w:line="240" w:lineRule="auto"/>
               <w:jc w:val="left"/>
               <w:pBdr>
-                <w:bottom w:val="single" w:sz="6" w:space="1" w:color="00E2A2"/>
+                <w:bottom w:val="single" w:sz="6" w:space="1" w:color="000000"/>
               </w:pBdr>
             </w:pPr>
             <w:r>
@@ -884,7 +884,7 @@
             <w:shd w:val="clear" w:fill="E9FCF5"/>
             <w:tcBorders>
               <w:top w:val="none" w:sz="0" w:space="0"/>
-              <w:left w:val="single" w:sz="30" w:color="00E2A2" w:space="0"/>
+              <w:left w:val="single" w:sz="30" w:color="000000" w:space="0"/>
               <w:bottom w:val="none" w:sz="0" w:space="0"/>
               <w:right w:val="none" w:sz="0" w:space="0"/>
             </w:tcBorders>
